--- a/library/entra-id-solutions/entra-id-governance-pim-access-reviews/v1.0.0/deliverables/IGA-Solution.docx
+++ b/library/entra-id-solutions/entra-id-governance-pim-access-reviews/v1.0.0/deliverables/IGA-Solution.docx
@@ -88,7 +88,7 @@
     </w:p>
     <w:p>
       <w:r>
-        <w:t>Phoenixtekk Workplace Marketplace · Entra ID Solutions</w:t>
+        <w:t>White-label · Entra ID Solutions</w:t>
       </w:r>
     </w:p>
     <w:p>
@@ -167,7 +167,7 @@
         <w:pStyle w:val="Heading2"/>
       </w:pPr>
       <w:r>
-        <w:t>The Phoenixtekk deployment model</w:t>
+        <w:t>The standard deployment model</w:t>
       </w:r>
     </w:p>
     <w:p>
@@ -421,7 +421,7 @@
         <w:pStyle w:val="Heading2"/>
       </w:pPr>
       <w:r>
-        <w:t>The standard Phoenixtekk deployment model</w:t>
+        <w:t>The standard deployment model</w:t>
       </w:r>
     </w:p>
     <w:p>
@@ -433,7 +433,7 @@
           <w:i/>
           <w:color w:val="2E86C1"/>
         </w:rPr>
-        <w:t>Onboard privileged roles to PIM as eligible with approval and alerts -&gt; stand up access reviews for roles and app access -&gt; build entitlement-management access packages with policy and expiry -&gt; validate activation and recertification on a pilot scope -&gt; expand to the tenant. Phoenixtekk pattern: Assess -&gt; Configure -&gt; Pilot -&gt; Validate -&gt; Expand.</w:t>
+        <w:t>Onboard privileged roles to PIM as eligible with approval and alerts -&gt; stand up access reviews for roles and app access -&gt; build entitlement-management access packages with policy and expiry -&gt; validate activation and recertification on a pilot scope -&gt; expand to the tenant. pattern: Assess -&gt; Configure -&gt; Pilot -&gt; Validate -&gt; Expand.</w:t>
       </w:r>
     </w:p>
     <w:p>
@@ -3223,7 +3223,7 @@
         <w:pStyle w:val="ListBullet"/>
       </w:pPr>
       <w:r>
-        <w:t>A repeatable process following the Phoenixtekk model: Assess -&gt; Configure -&gt; Pilot -&gt; Validate -&gt; Expand.</w:t>
+        <w:t>A repeatable process following the repeatable model: Assess -&gt; Configure -&gt; Pilot -&gt; Validate -&gt; Expand.</w:t>
       </w:r>
     </w:p>
     <w:p>
@@ -3273,7 +3273,7 @@
         <w:t>Purpose:</w:t>
       </w:r>
       <w:r>
-        <w:t xml:space="preserve"> Reports the current governance posture in the tenant: PIM Entra-role eligible vs active assignments, configured access reviews, and entitlement-management access packages. Flags break-glass accounts (permanent active Global Administrator) so their exclusion is visible. HOW TO RUN powershell -ExecutionPolicy Bypass -File .\IGA-Discovery.ps1 Requires the Microsoft Graph PowerShell SDK. Read-only scopes: RoleManagement.Read.Directory, AccessReview.Read.All, EntitlementManagement.Read.All, User.Read.All. EXPECTED RESULTS Counts of eligible vs active privileged assignments, a list of access reviews and access packages, and a break-glass (standing Global Administrator) callout. .NOTES Phoenixtekk Workplace Marketplace — Entra ID Solutions. Read-only against Graph. #&gt; [CmdletBinding()] param() if (-not (Get-Module -ListAvailable -Name Microsoft.Graph.Authentication)) { Install-Module Microsoft.Graph -Scope CurrentUser -Force -AllowClobber } Import-Module Microsoft.Graph.Authentication -ErrorAction Stop Connect-MgGraph -Scopes 'RoleManagement.Read.Directory','AccessReview.Read.All','EntitlementManagement.Read.All','User.Read.All' -NoWelcome</w:t>
+        <w:t xml:space="preserve"> Reports the current governance posture in the tenant: PIM Entra-role eligible vs active assignments, configured access reviews, and entitlement-management access packages. Flags break-glass accounts (permanent active Global Administrator) so their exclusion is visible. HOW TO RUN powershell -ExecutionPolicy Bypass -File .\IGA-Discovery.ps1 Requires the Microsoft Graph PowerShell SDK. Read-only scopes: RoleManagement.Read.Directory, AccessReview.Read.All, EntitlementManagement.Read.All, User.Read.All. EXPECTED RESULTS Counts of eligible vs active privileged assignments, a list of access reviews and access packages, and a break-glass (standing Global Administrator) callout. .NOTES White-label — Entra ID Solutions. Read-only against Graph. #&gt; [CmdletBinding()] param() if (-not (Get-Module -ListAvailable -Name Microsoft.Graph.Authentication)) { Install-Module Microsoft.Graph -Scope CurrentUser -Force -AllowClobber } Import-Module Microsoft.Graph.Authentication -ErrorAction Stop Connect-MgGraph -Scopes 'RoleManagement.Read.Directory','AccessReview.Read.All','EntitlementManagement.Read.All','User.Read.All' -NoWelcome</w:t>
       </w:r>
     </w:p>
     <w:p>
@@ -3284,7 +3284,7 @@
         <w:t>How to run:</w:t>
       </w:r>
       <w:r>
-        <w:t xml:space="preserve"> powershell -ExecutionPolicy Bypass -File .\IGA-Discovery.ps1 Requires the Microsoft Graph PowerShell SDK. Read-only scopes: RoleManagement.Read.Directory, AccessReview.Read.All, EntitlementManagement.Read.All, User.Read.All. EXPECTED RESULTS Counts of eligible vs active privileged assignments, a list of access reviews and access packages, and a break-glass (standing Global Administrator) callout. .NOTES Phoenixtekk Workplace Marketplace — Entra ID Solutions. Read-only against Graph. #&gt; [CmdletBinding()] param() if (-not (Get-Module -ListAvailable -Name Microsoft.Graph.Authentication)) { Install-Module Microsoft.Graph -Scope CurrentUser -Force -AllowClobber } Import-Module Microsoft.Graph.Authentication -ErrorAction Stop Connect-MgGraph -Scopes 'RoleManagement.Read.Directory','AccessReview.Read.All','EntitlementManagement.Read.All','User.Read.All' -NoWelcome</w:t>
+        <w:t xml:space="preserve"> powershell -ExecutionPolicy Bypass -File .\IGA-Discovery.ps1 Requires the Microsoft Graph PowerShell SDK. Read-only scopes: RoleManagement.Read.Directory, AccessReview.Read.All, EntitlementManagement.Read.All, User.Read.All. EXPECTED RESULTS Counts of eligible vs active privileged assignments, a list of access reviews and access packages, and a break-glass (standing Global Administrator) callout. .NOTES White-label — Entra ID Solutions. Read-only against Graph. #&gt; [CmdletBinding()] param() if (-not (Get-Module -ListAvailable -Name Microsoft.Graph.Authentication)) { Install-Module Microsoft.Graph -Scope CurrentUser -Force -AllowClobber } Import-Module Microsoft.Graph.Authentication -ErrorAction Stop Connect-MgGraph -Scopes 'RoleManagement.Read.Directory','AccessReview.Read.All','EntitlementManagement.Read.All','User.Read.All' -NoWelcome</w:t>
       </w:r>
     </w:p>
     <w:p>
@@ -3303,7 +3303,7 @@
         <w:t>Purpose:</w:t>
       </w:r>
       <w:r>
-        <w:t xml:space="preserve"> Reduces residual standing privilege by converting permanent active directory-role assignments into PIM Eligible assignments: it creates an eligible schedule for each principal, then removes the standing active assignment. Runs in -WhatIf (preview) mode by default and always skips the named break-glass accounts so a lockout cannot occur. HOW TO RUN Preview (default): powershell -ExecutionPolicy Bypass -File .\IGA-Remediation.ps1 -RoleName "User Administrator" -BreakGlassUpns "bg1@contoso.onmicrosoft.com","bg2@contoso.onmicrosoft.com" Apply:            add -WhatIf:$false to the same command after reviewing the preview. Requires the Microsoft Graph PowerShell SDK. Scope: RoleManagement.ReadWrite.Directory. EXPECTED RESULTS A list of standing assignments that would (or did) become eligible; break-glass accounts are never touched. Re-run IGA-Validation.ps1 afterward. .NOTES Phoenixtekk Workplace Marketplace — Entra ID Solutions. Changes role assignments — preview first. #&gt; [CmdletBinding(SupportsShouldProcess=$true, ConfirmImpact='High')] param( [Parameter(Mandatory=$true)][string]$RoleName, [string[]]$BreakGlassUpns = @(), [string]$Justification = 'Phoenixtekk IGA: convert standing admin to eligible' ) if (-not (Get-Module -ListAvailable -Name Microsoft.Graph.Authentication)) { Install-Module Microsoft.Graph -Scope CurrentUser -Force -AllowClobber } Import-Module Microsoft.Graph.Authentication -ErrorAction Stop Connect-MgGraph -Scopes 'RoleManagement.ReadWrite.Directory','User.Read.All' -NoWelcome Write-Host "=== IGA Remediation (standing -&gt; eligible) — role: $RoleName ===" -ForegroundColor Cyan</w:t>
+        <w:t xml:space="preserve"> Reduces residual standing privilege by converting permanent active directory-role assignments into PIM Eligible assignments: it creates an eligible schedule for each principal, then removes the standing active assignment. Runs in -WhatIf (preview) mode by default and always skips the named break-glass accounts so a lockout cannot occur. HOW TO RUN Preview (default): powershell -ExecutionPolicy Bypass -File .\IGA-Remediation.ps1 -RoleName "User Administrator" -BreakGlassUpns "bg1@contoso.onmicrosoft.com","bg2@contoso.onmicrosoft.com" Apply:            add -WhatIf:$false to the same command after reviewing the preview. Requires the Microsoft Graph PowerShell SDK. Scope: RoleManagement.ReadWrite.Directory. EXPECTED RESULTS A list of standing assignments that would (or did) become eligible; break-glass accounts are never touched. Re-run IGA-Validation.ps1 afterward. .NOTES White-label — Entra ID Solutions. Changes role assignments — preview first. #&gt; [CmdletBinding(SupportsShouldProcess=$true, ConfirmImpact='High')] param( [Parameter(Mandatory=$true)][string]$RoleName, [string[]]$BreakGlassUpns = @(), [string]$Justification = 'IGA: convert standing admin to eligible' ) if (-not (Get-Module -ListAvailable -Name Microsoft.Graph.Authentication)) { Install-Module Microsoft.Graph -Scope CurrentUser -Force -AllowClobber } Import-Module Microsoft.Graph.Authentication -ErrorAction Stop Connect-MgGraph -Scopes 'RoleManagement.ReadWrite.Directory','User.Read.All' -NoWelcome Write-Host "=== IGA Remediation (standing -&gt; eligible) — role: $RoleName ===" -ForegroundColor Cyan</w:t>
       </w:r>
     </w:p>
     <w:p>
@@ -3314,7 +3314,7 @@
         <w:t>How to run:</w:t>
       </w:r>
       <w:r>
-        <w:t xml:space="preserve"> Preview (default): powershell -ExecutionPolicy Bypass -File .\IGA-Remediation.ps1 -RoleName "User Administrator" -BreakGlassUpns "bg1@contoso.onmicrosoft.com","bg2@contoso.onmicrosoft.com" Apply:            add -WhatIf:$false to the same command after reviewing the preview. Requires the Microsoft Graph PowerShell SDK. Scope: RoleManagement.ReadWrite.Directory. EXPECTED RESULTS A list of standing assignments that would (or did) become eligible; break-glass accounts are never touched. Re-run IGA-Validation.ps1 afterward. .NOTES Phoenixtekk Workplace Marketplace — Entra ID Solutions. Changes role assignments — preview first. #&gt; [CmdletBinding(SupportsShouldProcess=$true, ConfirmImpact='High')] param( [Parameter(Mandatory=$true)][string]$RoleName, [string[]]$BreakGlassUpns = @(), [string]$Justification = 'Phoenixtekk IGA: convert standing admin to eligible' ) if (-not (Get-Module -ListAvailable -Name Microsoft.Graph.Authentication)) { Install-Module Microsoft.Graph -Scope CurrentUser -Force -AllowClobber } Import-Module Microsoft.Graph.Authentication -ErrorAction Stop Connect-MgGraph -Scopes 'RoleManagement.ReadWrite.Directory','User.Read.All' -NoWelcome Write-Host "=== IGA Remediation (standing -&gt; eligible) — role: $RoleName ===" -ForegroundColor Cyan</w:t>
+        <w:t xml:space="preserve"> Preview (default): powershell -ExecutionPolicy Bypass -File .\IGA-Remediation.ps1 -RoleName "User Administrator" -BreakGlassUpns "bg1@contoso.onmicrosoft.com","bg2@contoso.onmicrosoft.com" Apply:            add -WhatIf:$false to the same command after reviewing the preview. Requires the Microsoft Graph PowerShell SDK. Scope: RoleManagement.ReadWrite.Directory. EXPECTED RESULTS A list of standing assignments that would (or did) become eligible; break-glass accounts are never touched. Re-run IGA-Validation.ps1 afterward. .NOTES White-label — Entra ID Solutions. Changes role assignments — preview first. #&gt; [CmdletBinding(SupportsShouldProcess=$true, ConfirmImpact='High')] param( [Parameter(Mandatory=$true)][string]$RoleName, [string[]]$BreakGlassUpns = @(), [string]$Justification = 'IGA: convert standing admin to eligible' ) if (-not (Get-Module -ListAvailable -Name Microsoft.Graph.Authentication)) { Install-Module Microsoft.Graph -Scope CurrentUser -Force -AllowClobber } Import-Module Microsoft.Graph.Authentication -ErrorAction Stop Connect-MgGraph -Scopes 'RoleManagement.ReadWrite.Directory','User.Read.All' -NoWelcome Write-Host "=== IGA Remediation (standing -&gt; eligible) — role: $RoleName ===" -ForegroundColor Cyan</w:t>
       </w:r>
     </w:p>
     <w:p>
@@ -3333,7 +3333,7 @@
         <w:t>Purpose:</w:t>
       </w:r>
       <w:r>
-        <w:t xml:space="preserve"> Summarizes privileged access posture: per-role standing (active) vs eligible assignment counts, which roles are onboarded to PIM, how many access reviews are configured, and how many access packages are published — so you can see governance coverage and residual standing admin. HOW TO RUN powershell -ExecutionPolicy Bypass -File .\IGA-Report.ps1 -CsvPath C:\Temp\iga.csv Requires the Microsoft Graph PowerShell SDK. Read-only scopes: RoleManagement.Read.Directory, AccessReview.Read.All, EntitlementManagement.Read.All. EXPECTED RESULTS A per-role standing-vs-eligible table, governance coverage totals, and an optional CSV. .NOTES Phoenixtekk Workplace Marketplace — Entra ID Solutions. Read-only against Graph. #&gt; [CmdletBinding()] param([string]$CsvPath) if (-not (Get-Module -ListAvailable -Name Microsoft.Graph.Authentication)) { Install-Module Microsoft.Graph -Scope CurrentUser -Force -AllowClobber } Import-Module Microsoft.Graph.Authentication -ErrorAction Stop Connect-MgGraph -Scopes 'RoleManagement.Read.Directory','AccessReview.Read.All','EntitlementManagement.Read.All' -NoWelcome</w:t>
+        <w:t xml:space="preserve"> Summarizes privileged access posture: per-role standing (active) vs eligible assignment counts, which roles are onboarded to PIM, how many access reviews are configured, and how many access packages are published — so you can see governance coverage and residual standing admin. HOW TO RUN powershell -ExecutionPolicy Bypass -File .\IGA-Report.ps1 -CsvPath C:\Temp\iga.csv Requires the Microsoft Graph PowerShell SDK. Read-only scopes: RoleManagement.Read.Directory, AccessReview.Read.All, EntitlementManagement.Read.All. EXPECTED RESULTS A per-role standing-vs-eligible table, governance coverage totals, and an optional CSV. .NOTES White-label — Entra ID Solutions. Read-only against Graph. #&gt; [CmdletBinding()] param([string]$CsvPath) if (-not (Get-Module -ListAvailable -Name Microsoft.Graph.Authentication)) { Install-Module Microsoft.Graph -Scope CurrentUser -Force -AllowClobber } Import-Module Microsoft.Graph.Authentication -ErrorAction Stop Connect-MgGraph -Scopes 'RoleManagement.Read.Directory','AccessReview.Read.All','EntitlementManagement.Read.All' -NoWelcome</w:t>
       </w:r>
     </w:p>
     <w:p>
@@ -3344,7 +3344,7 @@
         <w:t>How to run:</w:t>
       </w:r>
       <w:r>
-        <w:t xml:space="preserve"> powershell -ExecutionPolicy Bypass -File .\IGA-Report.ps1 -CsvPath C:\Temp\iga.csv Requires the Microsoft Graph PowerShell SDK. Read-only scopes: RoleManagement.Read.Directory, AccessReview.Read.All, EntitlementManagement.Read.All. EXPECTED RESULTS A per-role standing-vs-eligible table, governance coverage totals, and an optional CSV. .NOTES Phoenixtekk Workplace Marketplace — Entra ID Solutions. Read-only against Graph. #&gt; [CmdletBinding()] param([string]$CsvPath) if (-not (Get-Module -ListAvailable -Name Microsoft.Graph.Authentication)) { Install-Module Microsoft.Graph -Scope CurrentUser -Force -AllowClobber } Import-Module Microsoft.Graph.Authentication -ErrorAction Stop Connect-MgGraph -Scopes 'RoleManagement.Read.Directory','AccessReview.Read.All','EntitlementManagement.Read.All' -NoWelcome</w:t>
+        <w:t xml:space="preserve"> powershell -ExecutionPolicy Bypass -File .\IGA-Report.ps1 -CsvPath C:\Temp\iga.csv Requires the Microsoft Graph PowerShell SDK. Read-only scopes: RoleManagement.Read.Directory, AccessReview.Read.All, EntitlementManagement.Read.All. EXPECTED RESULTS A per-role standing-vs-eligible table, governance coverage totals, and an optional CSV. .NOTES White-label — Entra ID Solutions. Read-only against Graph. #&gt; [CmdletBinding()] param([string]$CsvPath) if (-not (Get-Module -ListAvailable -Name Microsoft.Graph.Authentication)) { Install-Module Microsoft.Graph -Scope CurrentUser -Force -AllowClobber } Import-Module Microsoft.Graph.Authentication -ErrorAction Stop Connect-MgGraph -Scopes 'RoleManagement.Read.Directory','AccessReview.Read.All','EntitlementManagement.Read.All' -NoWelcome</w:t>
       </w:r>
     </w:p>
     <w:p>
@@ -3373,7 +3373,7 @@
         <w:t xml:space="preserve"> -ScopeGroupName "IGA Pilot – Governance Scope – Pilot" </w:t>
       </w:r>
       <w:r>
-        <w:t xml:space="preserve"> -ApproverGroupName "IGA Approvers – Privileged Roles – Pilot" ` -ApproverUpns "alice@contoso.com","bob@contoso.com" Requires the Microsoft Graph PowerShell SDK. Scopes: Group.ReadWrite.All, User.Read.All. EXPECTED RESULTS The scope and approver groups exist (created if missing) with the requested members; their object IDs are printed for use in PIM policy, access reviews, and access packages. .NOTES Phoenixtekk Workplace Marketplace — Entra ID Solutions. Creates/updates groups. #&gt; [CmdletBinding()] param( [string]$ScopeGroupName    = 'IGA Pilot – Governance Scope – Pilot', [string]$ApproverGroupName = 'IGA Approvers – Privileged Roles – Pilot', [string[]]$ScopeUpns    = @(), [string[]]$ApproverUpns = @() ) if (-not (Get-Module -ListAvailable -Name Microsoft.Graph.Authentication)) { Install-Module Microsoft.Graph -Scope CurrentUser -Force -AllowClobber } Import-Module Microsoft.Graph.Authentication -ErrorAction Stop Connect-MgGraph -Scopes 'Group.ReadWrite.All','User.Read.All' -NoWelcome Write-Host "=== IGA Scope Targeting ===" -ForegroundColor Cyan</w:t>
+        <w:t xml:space="preserve"> -ApproverGroupName "IGA Approvers – Privileged Roles – Pilot" ` -ApproverUpns "alice@contoso.com","bob@contoso.com" Requires the Microsoft Graph PowerShell SDK. Scopes: Group.ReadWrite.All, User.Read.All. EXPECTED RESULTS The scope and approver groups exist (created if missing) with the requested members; their object IDs are printed for use in PIM policy, access reviews, and access packages. .NOTES White-label — Entra ID Solutions. Creates/updates groups. #&gt; [CmdletBinding()] param( [string]$ScopeGroupName    = 'IGA Pilot – Governance Scope – Pilot', [string]$ApproverGroupName = 'IGA Approvers – Privileged Roles – Pilot', [string[]]$ScopeUpns    = @(), [string[]]$ApproverUpns = @() ) if (-not (Get-Module -ListAvailable -Name Microsoft.Graph.Authentication)) { Install-Module Microsoft.Graph -Scope CurrentUser -Force -AllowClobber } Import-Module Microsoft.Graph.Authentication -ErrorAction Stop Connect-MgGraph -Scopes 'Group.ReadWrite.All','User.Read.All' -NoWelcome Write-Host "=== IGA Scope Targeting ===" -ForegroundColor Cyan</w:t>
       </w:r>
     </w:p>
     <w:p>
@@ -3394,7 +3394,7 @@
         <w:t xml:space="preserve"> -ScopeGroupName "IGA Pilot – Governance Scope – Pilot" </w:t>
       </w:r>
       <w:r>
-        <w:t xml:space="preserve"> -ApproverGroupName "IGA Approvers – Privileged Roles – Pilot" ` -ApproverUpns "alice@contoso.com","bob@contoso.com" Requires the Microsoft Graph PowerShell SDK. Scopes: Group.ReadWrite.All, User.Read.All. EXPECTED RESULTS The scope and approver groups exist (created if missing) with the requested members; their object IDs are printed for use in PIM policy, access reviews, and access packages. .NOTES Phoenixtekk Workplace Marketplace — Entra ID Solutions. Creates/updates groups. #&gt; [CmdletBinding()] param( [string]$ScopeGroupName    = 'IGA Pilot – Governance Scope – Pilot', [string]$ApproverGroupName = 'IGA Approvers – Privileged Roles – Pilot', [string[]]$ScopeUpns    = @(), [string[]]$ApproverUpns = @() ) if (-not (Get-Module -ListAvailable -Name Microsoft.Graph.Authentication)) { Install-Module Microsoft.Graph -Scope CurrentUser -Force -AllowClobber } Import-Module Microsoft.Graph.Authentication -ErrorAction Stop Connect-MgGraph -Scopes 'Group.ReadWrite.All','User.Read.All' -NoWelcome Write-Host "=== IGA Scope Targeting ===" -ForegroundColor Cyan</w:t>
+        <w:t xml:space="preserve"> -ApproverGroupName "IGA Approvers – Privileged Roles – Pilot" ` -ApproverUpns "alice@contoso.com","bob@contoso.com" Requires the Microsoft Graph PowerShell SDK. Scopes: Group.ReadWrite.All, User.Read.All. EXPECTED RESULTS The scope and approver groups exist (created if missing) with the requested members; their object IDs are printed for use in PIM policy, access reviews, and access packages. .NOTES White-label — Entra ID Solutions. Creates/updates groups. #&gt; [CmdletBinding()] param( [string]$ScopeGroupName    = 'IGA Pilot – Governance Scope – Pilot', [string]$ApproverGroupName = 'IGA Approvers – Privileged Roles – Pilot', [string[]]$ScopeUpns    = @(), [string[]]$ApproverUpns = @() ) if (-not (Get-Module -ListAvailable -Name Microsoft.Graph.Authentication)) { Install-Module Microsoft.Graph -Scope CurrentUser -Force -AllowClobber } Import-Module Microsoft.Graph.Authentication -ErrorAction Stop Connect-MgGraph -Scopes 'Group.ReadWrite.All','User.Read.All' -NoWelcome Write-Host "=== IGA Scope Targeting ===" -ForegroundColor Cyan</w:t>
       </w:r>
     </w:p>
     <w:p>
@@ -3413,7 +3413,7 @@
         <w:t>Purpose:</w:t>
       </w:r>
       <w:r>
-        <w:t xml:space="preserve"> Verifies the governance baseline: privileged Entra roles are held as PIM Eligible rather than standing active, that activation policy requires approval and MFA, and that documented break-glass accounts remain the only expected standing Global Administrators. HOW TO RUN powershell -ExecutionPolicy Bypass -File .\IGA-Validation.ps1 -BreakGlassUpns "bg1@contoso.onmicrosoft.com","bg2@contoso.onmicrosoft.com" Requires the Microsoft Graph PowerShell SDK. Read-only scopes: RoleManagement.Read.Directory, User.Read.All. EXPECTED RESULTS "GOVERNANCE BASELINE OK" when privileged roles are eligible, activation is gated, and only the named break-glass accounts hold standing Global Administrator. .NOTES Phoenixtekk Workplace Marketplace — Entra ID Solutions. Read-only against Graph. #&gt; [CmdletBinding()] param([string[]]$BreakGlassUpns = @()) if (-not (Get-Module -ListAvailable -Name Microsoft.Graph.Authentication)) { Install-Module Microsoft.Graph -Scope CurrentUser -Force -AllowClobber } Import-Module Microsoft.Graph.Authentication -ErrorAction Stop Connect-MgGraph -Scopes 'RoleManagement.Read.Directory','User.Read.All' -NoWelcome Write-Host "=== IGA Validation ===" -ForegroundColor Cyan</w:t>
+        <w:t xml:space="preserve"> Verifies the governance baseline: privileged Entra roles are held as PIM Eligible rather than standing active, that activation policy requires approval and MFA, and that documented break-glass accounts remain the only expected standing Global Administrators. HOW TO RUN powershell -ExecutionPolicy Bypass -File .\IGA-Validation.ps1 -BreakGlassUpns "bg1@contoso.onmicrosoft.com","bg2@contoso.onmicrosoft.com" Requires the Microsoft Graph PowerShell SDK. Read-only scopes: RoleManagement.Read.Directory, User.Read.All. EXPECTED RESULTS "GOVERNANCE BASELINE OK" when privileged roles are eligible, activation is gated, and only the named break-glass accounts hold standing Global Administrator. .NOTES White-label — Entra ID Solutions. Read-only against Graph. #&gt; [CmdletBinding()] param([string[]]$BreakGlassUpns = @()) if (-not (Get-Module -ListAvailable -Name Microsoft.Graph.Authentication)) { Install-Module Microsoft.Graph -Scope CurrentUser -Force -AllowClobber } Import-Module Microsoft.Graph.Authentication -ErrorAction Stop Connect-MgGraph -Scopes 'RoleManagement.Read.Directory','User.Read.All' -NoWelcome Write-Host "=== IGA Validation ===" -ForegroundColor Cyan</w:t>
       </w:r>
     </w:p>
     <w:p>
@@ -3424,7 +3424,7 @@
         <w:t>How to run:</w:t>
       </w:r>
       <w:r>
-        <w:t xml:space="preserve"> powershell -ExecutionPolicy Bypass -File .\IGA-Validation.ps1 -BreakGlassUpns "bg1@contoso.onmicrosoft.com","bg2@contoso.onmicrosoft.com" Requires the Microsoft Graph PowerShell SDK. Read-only scopes: RoleManagement.Read.Directory, User.Read.All. EXPECTED RESULTS "GOVERNANCE BASELINE OK" when privileged roles are eligible, activation is gated, and only the named break-glass accounts hold standing Global Administrator. .NOTES Phoenixtekk Workplace Marketplace — Entra ID Solutions. Read-only against Graph. #&gt; [CmdletBinding()] param([string[]]$BreakGlassUpns = @()) if (-not (Get-Module -ListAvailable -Name Microsoft.Graph.Authentication)) { Install-Module Microsoft.Graph -Scope CurrentUser -Force -AllowClobber } Import-Module Microsoft.Graph.Authentication -ErrorAction Stop Connect-MgGraph -Scopes 'RoleManagement.Read.Directory','User.Read.All' -NoWelcome Write-Host "=== IGA Validation ===" -ForegroundColor Cyan</w:t>
+        <w:t xml:space="preserve"> powershell -ExecutionPolicy Bypass -File .\IGA-Validation.ps1 -BreakGlassUpns "bg1@contoso.onmicrosoft.com","bg2@contoso.onmicrosoft.com" Requires the Microsoft Graph PowerShell SDK. Read-only scopes: RoleManagement.Read.Directory, User.Read.All. EXPECTED RESULTS "GOVERNANCE BASELINE OK" when privileged roles are eligible, activation is gated, and only the named break-glass accounts hold standing Global Administrator. .NOTES White-label — Entra ID Solutions. Read-only against Graph. #&gt; [CmdletBinding()] param([string[]]$BreakGlassUpns = @()) if (-not (Get-Module -ListAvailable -Name Microsoft.Graph.Authentication)) { Install-Module Microsoft.Graph -Scope CurrentUser -Force -AllowClobber } Import-Module Microsoft.Graph.Authentication -ErrorAction Stop Connect-MgGraph -Scopes 'RoleManagement.Read.Directory','User.Read.All' -NoWelcome Write-Host "=== IGA Validation ===" -ForegroundColor Cyan</w:t>
       </w:r>
     </w:p>
     <w:sectPr>
